--- a/DATA STRUCUTRES AND ALGORITHMS.docx
+++ b/DATA STRUCUTRES AND ALGORITHMS.docx
@@ -2124,7 +2124,7 @@
           <w:noProof/>
         </w:rPr>
         <w:drawing>
-          <wp:inline distT="0" distB="0" distL="0" distR="0" wp14:anchorId="6458270E" wp14:editId="21F12922">
+          <wp:inline distT="0" distB="0" distL="0" distR="0" wp14:anchorId="6458270E" wp14:editId="11A82F8D">
             <wp:extent cx="5775960" cy="1149350"/>
             <wp:effectExtent l="0" t="0" r="0" b="0"/>
             <wp:docPr id="909071631" name="Picture 27"/>
@@ -3478,7 +3478,7 @@
           <w:noProof/>
         </w:rPr>
         <w:drawing>
-          <wp:inline distT="0" distB="0" distL="0" distR="0" wp14:anchorId="22307194" wp14:editId="198F1A50">
+          <wp:inline distT="0" distB="0" distL="0" distR="0" wp14:anchorId="22307194" wp14:editId="050E538E">
             <wp:extent cx="5684520" cy="1059180"/>
             <wp:effectExtent l="0" t="0" r="0" b="7620"/>
             <wp:docPr id="1248337907" name="Picture 21"/>
@@ -9647,6 +9647,7 @@
       </w:pPr>
       <w:r>
         <w:rPr>
+          <w:noProof/>
           <w:lang w:val="en-US"/>
         </w:rPr>
         <w:lastRenderedPageBreak/>
@@ -9701,10 +9702,11 @@
       </w:r>
       <w:r>
         <w:rPr>
+          <w:noProof/>
           <w:lang w:val="en-US"/>
         </w:rPr>
         <w:drawing>
-          <wp:inline distT="0" distB="0" distL="0" distR="0" wp14:anchorId="0234D9BA" wp14:editId="250DB2BF">
+          <wp:inline distT="0" distB="0" distL="0" distR="0" wp14:anchorId="0234D9BA" wp14:editId="66CA96F6">
             <wp:extent cx="5730240" cy="2994660"/>
             <wp:effectExtent l="0" t="0" r="3810" b="0"/>
             <wp:docPr id="1505839581" name="Picture 22"/>
@@ -9754,11 +9756,12 @@
       </w:r>
       <w:r>
         <w:rPr>
+          <w:noProof/>
           <w:lang w:val="en-US"/>
         </w:rPr>
         <w:lastRenderedPageBreak/>
         <w:drawing>
-          <wp:inline distT="0" distB="0" distL="0" distR="0" wp14:anchorId="409171DD" wp14:editId="4A5474B2">
+          <wp:inline distT="0" distB="0" distL="0" distR="0" wp14:anchorId="409171DD" wp14:editId="284E817E">
             <wp:extent cx="5731510" cy="3029585"/>
             <wp:effectExtent l="0" t="0" r="2540" b="0"/>
             <wp:docPr id="1875832315" name="Picture 21"/>
@@ -9808,6 +9811,7 @@
       </w:r>
       <w:r>
         <w:rPr>
+          <w:noProof/>
           <w:lang w:val="en-US"/>
         </w:rPr>
         <w:drawing>
@@ -9868,6 +9872,7 @@
       </w:pPr>
       <w:r>
         <w:rPr>
+          <w:noProof/>
           <w:lang w:val="en-US"/>
         </w:rPr>
         <w:lastRenderedPageBreak/>
@@ -9929,6 +9934,7 @@
       </w:pPr>
       <w:r>
         <w:rPr>
+          <w:noProof/>
           <w:lang w:val="en-US"/>
         </w:rPr>
         <w:drawing>
@@ -9996,6 +10002,7 @@
       </w:pPr>
       <w:r>
         <w:rPr>
+          <w:noProof/>
           <w:lang w:val="en-US"/>
         </w:rPr>
         <w:lastRenderedPageBreak/>
@@ -10079,6 +10086,9 @@
         <w:t xml:space="preserve"> </w:t>
       </w:r>
       <w:r>
+        <w:rPr>
+          <w:noProof/>
+        </w:rPr>
         <w:drawing>
           <wp:anchor distT="0" distB="0" distL="114300" distR="114300" simplePos="0" relativeHeight="251659264" behindDoc="0" locked="0" layoutInCell="1" allowOverlap="1" wp14:anchorId="7C9E68A8" wp14:editId="7CD9750E">
             <wp:simplePos x="0" y="0"/>
@@ -10148,6 +10158,7 @@
       </w:pPr>
       <w:r>
         <w:rPr>
+          <w:noProof/>
           <w:lang w:val="en-US"/>
         </w:rPr>
         <w:lastRenderedPageBreak/>
@@ -10202,6 +10213,7 @@
       </w:r>
       <w:r>
         <w:rPr>
+          <w:noProof/>
           <w:lang w:val="en-US"/>
         </w:rPr>
         <w:lastRenderedPageBreak/>
@@ -10256,6 +10268,7 @@
       </w:r>
       <w:r>
         <w:rPr>
+          <w:noProof/>
           <w:lang w:val="en-US"/>
         </w:rPr>
         <w:lastRenderedPageBreak/>
@@ -10310,6 +10323,7 @@
       </w:r>
       <w:r>
         <w:rPr>
+          <w:noProof/>
           <w:lang w:val="en-US"/>
         </w:rPr>
         <w:lastRenderedPageBreak/>
@@ -13241,12 +13255,427 @@
       </w:tr>
     </w:tbl>
     <w:p/>
+    <w:p/>
+    <w:p/>
+    <w:p/>
+    <w:p/>
+    <w:p/>
     <w:p>
       <w:pPr>
         <w:rPr>
           <w:lang w:val="en-US"/>
         </w:rPr>
       </w:pPr>
+    </w:p>
+    <w:p>
+      <w:pPr>
+        <w:rPr>
+          <w:lang w:val="en-US"/>
+        </w:rPr>
+      </w:pPr>
+      <w:r>
+        <w:rPr>
+          <w:lang w:val="en-US"/>
+        </w:rPr>
+        <w:lastRenderedPageBreak/>
+        <w:t xml:space="preserve">LAB 5 </w:t>
+      </w:r>
+    </w:p>
+    <w:p>
+      <w:pPr>
+        <w:rPr>
+          <w:lang w:val="en-US"/>
+        </w:rPr>
+      </w:pPr>
+      <w:r>
+        <w:rPr>
+          <w:lang w:val="en-US"/>
+        </w:rPr>
+        <w:t xml:space="preserve">AIM: </w:t>
+      </w:r>
+      <w:r>
+        <w:rPr>
+          <w:lang w:val="en-US"/>
+        </w:rPr>
+        <w:t>Write a python program to implement a stack using an Array, Linked list. Implement the stack operations such as push, pop, peak and also display the stack elements</w:t>
+      </w:r>
+    </w:p>
+    <w:p>
+      <w:pPr>
+        <w:rPr>
+          <w:lang w:val="en-US"/>
+        </w:rPr>
+      </w:pPr>
+      <w:proofErr w:type="gramStart"/>
+      <w:r>
+        <w:rPr>
+          <w:lang w:val="en-US"/>
+        </w:rPr>
+        <w:t>Program :</w:t>
+      </w:r>
+      <w:proofErr w:type="gramEnd"/>
+    </w:p>
+    <w:p>
+      <w:pPr>
+        <w:rPr>
+          <w:lang w:val="en-US"/>
+        </w:rPr>
+      </w:pPr>
+      <w:r>
+        <w:rPr>
+          <w:noProof/>
+        </w:rPr>
+        <w:drawing>
+          <wp:inline distT="0" distB="0" distL="0" distR="0" wp14:anchorId="0AB91AD1" wp14:editId="7A466E42">
+            <wp:extent cx="4857143" cy="6114286"/>
+            <wp:effectExtent l="0" t="0" r="635" b="1270"/>
+            <wp:docPr id="495789674" name="Picture 1"/>
+            <wp:cNvGraphicFramePr>
+              <a:graphicFrameLocks xmlns:a="http://schemas.openxmlformats.org/drawingml/2006/main" noChangeAspect="1"/>
+            </wp:cNvGraphicFramePr>
+            <a:graphic xmlns:a="http://schemas.openxmlformats.org/drawingml/2006/main">
+              <a:graphicData uri="http://schemas.openxmlformats.org/drawingml/2006/picture">
+                <pic:pic xmlns:pic="http://schemas.openxmlformats.org/drawingml/2006/picture">
+                  <pic:nvPicPr>
+                    <pic:cNvPr id="495789674" name=""/>
+                    <pic:cNvPicPr/>
+                  </pic:nvPicPr>
+                  <pic:blipFill>
+                    <a:blip r:embed="rId52"/>
+                    <a:stretch>
+                      <a:fillRect/>
+                    </a:stretch>
+                  </pic:blipFill>
+                  <pic:spPr>
+                    <a:xfrm>
+                      <a:off x="0" y="0"/>
+                      <a:ext cx="4857143" cy="6114286"/>
+                    </a:xfrm>
+                    <a:prstGeom prst="rect">
+                      <a:avLst/>
+                    </a:prstGeom>
+                  </pic:spPr>
+                </pic:pic>
+              </a:graphicData>
+            </a:graphic>
+          </wp:inline>
+        </w:drawing>
+      </w:r>
+    </w:p>
+    <w:p>
+      <w:pPr>
+        <w:rPr>
+          <w:lang w:val="en-US"/>
+        </w:rPr>
+      </w:pPr>
+      <w:r>
+        <w:rPr>
+          <w:noProof/>
+        </w:rPr>
+        <w:drawing>
+          <wp:inline distT="0" distB="0" distL="0" distR="0" wp14:anchorId="71C8C3E7" wp14:editId="3E1062EA">
+            <wp:extent cx="3552381" cy="628571"/>
+            <wp:effectExtent l="0" t="0" r="0" b="635"/>
+            <wp:docPr id="1486701730" name="Picture 1"/>
+            <wp:cNvGraphicFramePr>
+              <a:graphicFrameLocks xmlns:a="http://schemas.openxmlformats.org/drawingml/2006/main" noChangeAspect="1"/>
+            </wp:cNvGraphicFramePr>
+            <a:graphic xmlns:a="http://schemas.openxmlformats.org/drawingml/2006/main">
+              <a:graphicData uri="http://schemas.openxmlformats.org/drawingml/2006/picture">
+                <pic:pic xmlns:pic="http://schemas.openxmlformats.org/drawingml/2006/picture">
+                  <pic:nvPicPr>
+                    <pic:cNvPr id="1486701730" name=""/>
+                    <pic:cNvPicPr/>
+                  </pic:nvPicPr>
+                  <pic:blipFill>
+                    <a:blip r:embed="rId53"/>
+                    <a:stretch>
+                      <a:fillRect/>
+                    </a:stretch>
+                  </pic:blipFill>
+                  <pic:spPr>
+                    <a:xfrm>
+                      <a:off x="0" y="0"/>
+                      <a:ext cx="3552381" cy="628571"/>
+                    </a:xfrm>
+                    <a:prstGeom prst="rect">
+                      <a:avLst/>
+                    </a:prstGeom>
+                  </pic:spPr>
+                </pic:pic>
+              </a:graphicData>
+            </a:graphic>
+          </wp:inline>
+        </w:drawing>
+      </w:r>
+    </w:p>
+    <w:p>
+      <w:pPr>
+        <w:rPr>
+          <w:lang w:val="en-US"/>
+        </w:rPr>
+      </w:pPr>
+      <w:proofErr w:type="gramStart"/>
+      <w:r>
+        <w:rPr>
+          <w:lang w:val="en-US"/>
+        </w:rPr>
+        <w:t>Output :</w:t>
+      </w:r>
+      <w:proofErr w:type="gramEnd"/>
+    </w:p>
+    <w:p>
+      <w:pPr>
+        <w:rPr>
+          <w:lang w:val="en-US"/>
+        </w:rPr>
+      </w:pPr>
+      <w:r>
+        <w:rPr>
+          <w:lang w:val="en-US"/>
+        </w:rPr>
+        <w:lastRenderedPageBreak/>
+        <w:drawing>
+          <wp:inline distT="0" distB="0" distL="0" distR="0" wp14:anchorId="09D3BA3C" wp14:editId="1A9C4FB7">
+            <wp:extent cx="5082980" cy="1181202"/>
+            <wp:effectExtent l="0" t="0" r="3810" b="0"/>
+            <wp:docPr id="630204937" name="Picture 1"/>
+            <wp:cNvGraphicFramePr>
+              <a:graphicFrameLocks xmlns:a="http://schemas.openxmlformats.org/drawingml/2006/main" noChangeAspect="1"/>
+            </wp:cNvGraphicFramePr>
+            <a:graphic xmlns:a="http://schemas.openxmlformats.org/drawingml/2006/main">
+              <a:graphicData uri="http://schemas.openxmlformats.org/drawingml/2006/picture">
+                <pic:pic xmlns:pic="http://schemas.openxmlformats.org/drawingml/2006/picture">
+                  <pic:nvPicPr>
+                    <pic:cNvPr id="630204937" name=""/>
+                    <pic:cNvPicPr/>
+                  </pic:nvPicPr>
+                  <pic:blipFill>
+                    <a:blip r:embed="rId54"/>
+                    <a:stretch>
+                      <a:fillRect/>
+                    </a:stretch>
+                  </pic:blipFill>
+                  <pic:spPr>
+                    <a:xfrm>
+                      <a:off x="0" y="0"/>
+                      <a:ext cx="5082980" cy="1181202"/>
+                    </a:xfrm>
+                    <a:prstGeom prst="rect">
+                      <a:avLst/>
+                    </a:prstGeom>
+                  </pic:spPr>
+                </pic:pic>
+              </a:graphicData>
+            </a:graphic>
+          </wp:inline>
+        </w:drawing>
+      </w:r>
+    </w:p>
+    <w:p>
+      <w:pPr>
+        <w:rPr>
+          <w:lang w:val="en-US"/>
+        </w:rPr>
+      </w:pPr>
+      <w:proofErr w:type="gramStart"/>
+      <w:r>
+        <w:rPr>
+          <w:lang w:val="en-US"/>
+        </w:rPr>
+        <w:t>EXPLAINATION :</w:t>
+      </w:r>
+      <w:proofErr w:type="gramEnd"/>
+    </w:p>
+    <w:p>
+      <w:pPr>
+        <w:rPr>
+          <w:b/>
+          <w:bCs/>
+        </w:rPr>
+      </w:pPr>
+      <w:r>
+        <w:rPr>
+          <w:b/>
+          <w:bCs/>
+        </w:rPr>
+        <w:t>Stack using Array</w:t>
+      </w:r>
+    </w:p>
+    <w:p>
+      <w:pPr>
+        <w:numPr>
+          <w:ilvl w:val="0"/>
+          <w:numId w:val="16"/>
+        </w:numPr>
+      </w:pPr>
+      <w:r>
+        <w:rPr>
+          <w:b/>
+          <w:bCs/>
+        </w:rPr>
+        <w:t>Push</w:t>
+      </w:r>
+      <w:r>
+        <w:t>: Adds an element to the end of the list (</w:t>
+      </w:r>
+      <w:proofErr w:type="gramStart"/>
+      <w:r>
+        <w:t>append(</w:t>
+      </w:r>
+      <w:proofErr w:type="gramEnd"/>
+      <w:r>
+        <w:t>)).</w:t>
+      </w:r>
+    </w:p>
+    <w:p>
+      <w:pPr>
+        <w:numPr>
+          <w:ilvl w:val="0"/>
+          <w:numId w:val="16"/>
+        </w:numPr>
+      </w:pPr>
+      <w:r>
+        <w:rPr>
+          <w:b/>
+          <w:bCs/>
+        </w:rPr>
+        <w:t>Pop</w:t>
+      </w:r>
+      <w:r>
+        <w:t>: Removes the last element (</w:t>
+      </w:r>
+      <w:proofErr w:type="gramStart"/>
+      <w:r>
+        <w:t>pop(</w:t>
+      </w:r>
+      <w:proofErr w:type="gramEnd"/>
+      <w:r>
+        <w:t>)).</w:t>
+      </w:r>
+    </w:p>
+    <w:p>
+      <w:pPr>
+        <w:numPr>
+          <w:ilvl w:val="0"/>
+          <w:numId w:val="16"/>
+        </w:numPr>
+      </w:pPr>
+      <w:r>
+        <w:rPr>
+          <w:b/>
+          <w:bCs/>
+        </w:rPr>
+        <w:t>Peek</w:t>
+      </w:r>
+      <w:r>
+        <w:t>: Returns the last element without removing it.</w:t>
+      </w:r>
+    </w:p>
+    <w:p>
+      <w:pPr>
+        <w:numPr>
+          <w:ilvl w:val="0"/>
+          <w:numId w:val="16"/>
+        </w:numPr>
+      </w:pPr>
+      <w:r>
+        <w:rPr>
+          <w:b/>
+          <w:bCs/>
+        </w:rPr>
+        <w:t>Display</w:t>
+      </w:r>
+      <w:r>
+        <w:t>: Prints the list.</w:t>
+      </w:r>
+    </w:p>
+    <w:p>
+      <w:pPr>
+        <w:rPr>
+          <w:b/>
+          <w:bCs/>
+        </w:rPr>
+      </w:pPr>
+      <w:r>
+        <w:rPr>
+          <w:b/>
+          <w:bCs/>
+        </w:rPr>
+        <w:t>Stack using Linked List</w:t>
+      </w:r>
+    </w:p>
+    <w:p>
+      <w:pPr>
+        <w:numPr>
+          <w:ilvl w:val="0"/>
+          <w:numId w:val="17"/>
+        </w:numPr>
+      </w:pPr>
+      <w:r>
+        <w:rPr>
+          <w:b/>
+          <w:bCs/>
+        </w:rPr>
+        <w:t>Push</w:t>
+      </w:r>
+      <w:r>
+        <w:t>: Creates a new node and links it to the current top.</w:t>
+      </w:r>
+    </w:p>
+    <w:p>
+      <w:pPr>
+        <w:numPr>
+          <w:ilvl w:val="0"/>
+          <w:numId w:val="17"/>
+        </w:numPr>
+      </w:pPr>
+      <w:r>
+        <w:rPr>
+          <w:b/>
+          <w:bCs/>
+        </w:rPr>
+        <w:t>Pop</w:t>
+      </w:r>
+      <w:r>
+        <w:t>: Removes the top node and updates the pointer.</w:t>
+      </w:r>
+    </w:p>
+    <w:p>
+      <w:pPr>
+        <w:numPr>
+          <w:ilvl w:val="0"/>
+          <w:numId w:val="17"/>
+        </w:numPr>
+      </w:pPr>
+      <w:r>
+        <w:rPr>
+          <w:b/>
+          <w:bCs/>
+        </w:rPr>
+        <w:t>Peek</w:t>
+      </w:r>
+      <w:r>
+        <w:t>: Returns the data of the top node.</w:t>
+      </w:r>
+    </w:p>
+    <w:p>
+      <w:pPr>
+        <w:numPr>
+          <w:ilvl w:val="0"/>
+          <w:numId w:val="17"/>
+        </w:numPr>
+      </w:pPr>
+      <w:r>
+        <w:rPr>
+          <w:b/>
+          <w:bCs/>
+        </w:rPr>
+        <w:t>Display</w:t>
+      </w:r>
+      <w:r>
+        <w:t>: Traverses the linked list from top to bottom.</w:t>
+      </w:r>
     </w:p>
     <w:p>
       <w:pPr>
@@ -13383,6 +13812,155 @@
     </w:lvl>
   </w:abstractNum>
   <w:abstractNum w:abstractNumId="1" w15:restartNumberingAfterBreak="0">
+    <w:nsid w:val="09762CEB"/>
+    <w:multiLevelType w:val="multilevel"/>
+    <w:tmpl w:val="0144FA40"/>
+    <w:lvl w:ilvl="0">
+      <w:start w:val="1"/>
+      <w:numFmt w:val="bullet"/>
+      <w:lvlText w:val=""/>
+      <w:lvlJc w:val="left"/>
+      <w:pPr>
+        <w:tabs>
+          <w:tab w:val="num" w:pos="720"/>
+        </w:tabs>
+        <w:ind w:left="720" w:hanging="360"/>
+      </w:pPr>
+      <w:rPr>
+        <w:rFonts w:ascii="Symbol" w:hAnsi="Symbol" w:hint="default"/>
+        <w:sz w:val="20"/>
+      </w:rPr>
+    </w:lvl>
+    <w:lvl w:ilvl="1" w:tentative="1">
+      <w:start w:val="1"/>
+      <w:numFmt w:val="bullet"/>
+      <w:lvlText w:val="o"/>
+      <w:lvlJc w:val="left"/>
+      <w:pPr>
+        <w:tabs>
+          <w:tab w:val="num" w:pos="1440"/>
+        </w:tabs>
+        <w:ind w:left="1440" w:hanging="360"/>
+      </w:pPr>
+      <w:rPr>
+        <w:rFonts w:ascii="Courier New" w:hAnsi="Courier New" w:hint="default"/>
+        <w:sz w:val="20"/>
+      </w:rPr>
+    </w:lvl>
+    <w:lvl w:ilvl="2" w:tentative="1">
+      <w:start w:val="1"/>
+      <w:numFmt w:val="bullet"/>
+      <w:lvlText w:val=""/>
+      <w:lvlJc w:val="left"/>
+      <w:pPr>
+        <w:tabs>
+          <w:tab w:val="num" w:pos="2160"/>
+        </w:tabs>
+        <w:ind w:left="2160" w:hanging="360"/>
+      </w:pPr>
+      <w:rPr>
+        <w:rFonts w:ascii="Wingdings" w:hAnsi="Wingdings" w:hint="default"/>
+        <w:sz w:val="20"/>
+      </w:rPr>
+    </w:lvl>
+    <w:lvl w:ilvl="3" w:tentative="1">
+      <w:start w:val="1"/>
+      <w:numFmt w:val="bullet"/>
+      <w:lvlText w:val=""/>
+      <w:lvlJc w:val="left"/>
+      <w:pPr>
+        <w:tabs>
+          <w:tab w:val="num" w:pos="2880"/>
+        </w:tabs>
+        <w:ind w:left="2880" w:hanging="360"/>
+      </w:pPr>
+      <w:rPr>
+        <w:rFonts w:ascii="Wingdings" w:hAnsi="Wingdings" w:hint="default"/>
+        <w:sz w:val="20"/>
+      </w:rPr>
+    </w:lvl>
+    <w:lvl w:ilvl="4" w:tentative="1">
+      <w:start w:val="1"/>
+      <w:numFmt w:val="bullet"/>
+      <w:lvlText w:val=""/>
+      <w:lvlJc w:val="left"/>
+      <w:pPr>
+        <w:tabs>
+          <w:tab w:val="num" w:pos="3600"/>
+        </w:tabs>
+        <w:ind w:left="3600" w:hanging="360"/>
+      </w:pPr>
+      <w:rPr>
+        <w:rFonts w:ascii="Wingdings" w:hAnsi="Wingdings" w:hint="default"/>
+        <w:sz w:val="20"/>
+      </w:rPr>
+    </w:lvl>
+    <w:lvl w:ilvl="5" w:tentative="1">
+      <w:start w:val="1"/>
+      <w:numFmt w:val="bullet"/>
+      <w:lvlText w:val=""/>
+      <w:lvlJc w:val="left"/>
+      <w:pPr>
+        <w:tabs>
+          <w:tab w:val="num" w:pos="4320"/>
+        </w:tabs>
+        <w:ind w:left="4320" w:hanging="360"/>
+      </w:pPr>
+      <w:rPr>
+        <w:rFonts w:ascii="Wingdings" w:hAnsi="Wingdings" w:hint="default"/>
+        <w:sz w:val="20"/>
+      </w:rPr>
+    </w:lvl>
+    <w:lvl w:ilvl="6" w:tentative="1">
+      <w:start w:val="1"/>
+      <w:numFmt w:val="bullet"/>
+      <w:lvlText w:val=""/>
+      <w:lvlJc w:val="left"/>
+      <w:pPr>
+        <w:tabs>
+          <w:tab w:val="num" w:pos="5040"/>
+        </w:tabs>
+        <w:ind w:left="5040" w:hanging="360"/>
+      </w:pPr>
+      <w:rPr>
+        <w:rFonts w:ascii="Wingdings" w:hAnsi="Wingdings" w:hint="default"/>
+        <w:sz w:val="20"/>
+      </w:rPr>
+    </w:lvl>
+    <w:lvl w:ilvl="7" w:tentative="1">
+      <w:start w:val="1"/>
+      <w:numFmt w:val="bullet"/>
+      <w:lvlText w:val=""/>
+      <w:lvlJc w:val="left"/>
+      <w:pPr>
+        <w:tabs>
+          <w:tab w:val="num" w:pos="5760"/>
+        </w:tabs>
+        <w:ind w:left="5760" w:hanging="360"/>
+      </w:pPr>
+      <w:rPr>
+        <w:rFonts w:ascii="Wingdings" w:hAnsi="Wingdings" w:hint="default"/>
+        <w:sz w:val="20"/>
+      </w:rPr>
+    </w:lvl>
+    <w:lvl w:ilvl="8" w:tentative="1">
+      <w:start w:val="1"/>
+      <w:numFmt w:val="bullet"/>
+      <w:lvlText w:val=""/>
+      <w:lvlJc w:val="left"/>
+      <w:pPr>
+        <w:tabs>
+          <w:tab w:val="num" w:pos="6480"/>
+        </w:tabs>
+        <w:ind w:left="6480" w:hanging="360"/>
+      </w:pPr>
+      <w:rPr>
+        <w:rFonts w:ascii="Wingdings" w:hAnsi="Wingdings" w:hint="default"/>
+        <w:sz w:val="20"/>
+      </w:rPr>
+    </w:lvl>
+  </w:abstractNum>
+  <w:abstractNum w:abstractNumId="2" w15:restartNumberingAfterBreak="0">
     <w:nsid w:val="1C6340E5"/>
     <w:multiLevelType w:val="multilevel"/>
     <w:tmpl w:val="B3520794"/>
@@ -13531,7 +14109,7 @@
       </w:rPr>
     </w:lvl>
   </w:abstractNum>
-  <w:abstractNum w:abstractNumId="2" w15:restartNumberingAfterBreak="0">
+  <w:abstractNum w:abstractNumId="3" w15:restartNumberingAfterBreak="0">
     <w:nsid w:val="1E612C29"/>
     <w:multiLevelType w:val="multilevel"/>
     <w:tmpl w:val="93B613AC"/>
@@ -13680,7 +14258,7 @@
       </w:rPr>
     </w:lvl>
   </w:abstractNum>
-  <w:abstractNum w:abstractNumId="3" w15:restartNumberingAfterBreak="0">
+  <w:abstractNum w:abstractNumId="4" w15:restartNumberingAfterBreak="0">
     <w:nsid w:val="2A874A27"/>
     <w:multiLevelType w:val="multilevel"/>
     <w:tmpl w:val="D95E8524"/>
@@ -13829,7 +14407,7 @@
       </w:rPr>
     </w:lvl>
   </w:abstractNum>
-  <w:abstractNum w:abstractNumId="4" w15:restartNumberingAfterBreak="0">
+  <w:abstractNum w:abstractNumId="5" w15:restartNumberingAfterBreak="0">
     <w:nsid w:val="31572483"/>
     <w:multiLevelType w:val="multilevel"/>
     <w:tmpl w:val="B7E2D20C"/>
@@ -13978,7 +14556,7 @@
       </w:rPr>
     </w:lvl>
   </w:abstractNum>
-  <w:abstractNum w:abstractNumId="5" w15:restartNumberingAfterBreak="0">
+  <w:abstractNum w:abstractNumId="6" w15:restartNumberingAfterBreak="0">
     <w:nsid w:val="35C45C54"/>
     <w:multiLevelType w:val="multilevel"/>
     <w:tmpl w:val="8550CC68"/>
@@ -14127,7 +14705,7 @@
       </w:rPr>
     </w:lvl>
   </w:abstractNum>
-  <w:abstractNum w:abstractNumId="6" w15:restartNumberingAfterBreak="0">
+  <w:abstractNum w:abstractNumId="7" w15:restartNumberingAfterBreak="0">
     <w:nsid w:val="39484D85"/>
     <w:multiLevelType w:val="multilevel"/>
     <w:tmpl w:val="45C0614C"/>
@@ -14276,7 +14854,7 @@
       </w:rPr>
     </w:lvl>
   </w:abstractNum>
-  <w:abstractNum w:abstractNumId="7" w15:restartNumberingAfterBreak="0">
+  <w:abstractNum w:abstractNumId="8" w15:restartNumberingAfterBreak="0">
     <w:nsid w:val="3FE02AAE"/>
     <w:multiLevelType w:val="hybridMultilevel"/>
     <w:tmpl w:val="FDD8D864"/>
@@ -14389,7 +14967,7 @@
       </w:rPr>
     </w:lvl>
   </w:abstractNum>
-  <w:abstractNum w:abstractNumId="8" w15:restartNumberingAfterBreak="0">
+  <w:abstractNum w:abstractNumId="9" w15:restartNumberingAfterBreak="0">
     <w:nsid w:val="40302926"/>
     <w:multiLevelType w:val="multilevel"/>
     <w:tmpl w:val="9EE658FC"/>
@@ -14538,7 +15116,7 @@
       </w:rPr>
     </w:lvl>
   </w:abstractNum>
-  <w:abstractNum w:abstractNumId="9" w15:restartNumberingAfterBreak="0">
+  <w:abstractNum w:abstractNumId="10" w15:restartNumberingAfterBreak="0">
     <w:nsid w:val="46446F24"/>
     <w:multiLevelType w:val="hybridMultilevel"/>
     <w:tmpl w:val="EFDA3CCC"/>
@@ -14651,7 +15229,7 @@
       </w:rPr>
     </w:lvl>
   </w:abstractNum>
-  <w:abstractNum w:abstractNumId="10" w15:restartNumberingAfterBreak="0">
+  <w:abstractNum w:abstractNumId="11" w15:restartNumberingAfterBreak="0">
     <w:nsid w:val="4857708F"/>
     <w:multiLevelType w:val="hybridMultilevel"/>
     <w:tmpl w:val="F98C13EA"/>
@@ -14764,7 +15342,7 @@
       </w:rPr>
     </w:lvl>
   </w:abstractNum>
-  <w:abstractNum w:abstractNumId="11" w15:restartNumberingAfterBreak="0">
+  <w:abstractNum w:abstractNumId="12" w15:restartNumberingAfterBreak="0">
     <w:nsid w:val="5B965654"/>
     <w:multiLevelType w:val="hybridMultilevel"/>
     <w:tmpl w:val="FB00FB0C"/>
@@ -14853,7 +15431,156 @@
       </w:pPr>
     </w:lvl>
   </w:abstractNum>
-  <w:abstractNum w:abstractNumId="12" w15:restartNumberingAfterBreak="0">
+  <w:abstractNum w:abstractNumId="13" w15:restartNumberingAfterBreak="0">
+    <w:nsid w:val="62AF0D8D"/>
+    <w:multiLevelType w:val="multilevel"/>
+    <w:tmpl w:val="03B6B706"/>
+    <w:lvl w:ilvl="0">
+      <w:start w:val="1"/>
+      <w:numFmt w:val="bullet"/>
+      <w:lvlText w:val=""/>
+      <w:lvlJc w:val="left"/>
+      <w:pPr>
+        <w:tabs>
+          <w:tab w:val="num" w:pos="720"/>
+        </w:tabs>
+        <w:ind w:left="720" w:hanging="360"/>
+      </w:pPr>
+      <w:rPr>
+        <w:rFonts w:ascii="Symbol" w:hAnsi="Symbol" w:hint="default"/>
+        <w:sz w:val="20"/>
+      </w:rPr>
+    </w:lvl>
+    <w:lvl w:ilvl="1" w:tentative="1">
+      <w:start w:val="1"/>
+      <w:numFmt w:val="bullet"/>
+      <w:lvlText w:val="o"/>
+      <w:lvlJc w:val="left"/>
+      <w:pPr>
+        <w:tabs>
+          <w:tab w:val="num" w:pos="1440"/>
+        </w:tabs>
+        <w:ind w:left="1440" w:hanging="360"/>
+      </w:pPr>
+      <w:rPr>
+        <w:rFonts w:ascii="Courier New" w:hAnsi="Courier New" w:hint="default"/>
+        <w:sz w:val="20"/>
+      </w:rPr>
+    </w:lvl>
+    <w:lvl w:ilvl="2" w:tentative="1">
+      <w:start w:val="1"/>
+      <w:numFmt w:val="bullet"/>
+      <w:lvlText w:val=""/>
+      <w:lvlJc w:val="left"/>
+      <w:pPr>
+        <w:tabs>
+          <w:tab w:val="num" w:pos="2160"/>
+        </w:tabs>
+        <w:ind w:left="2160" w:hanging="360"/>
+      </w:pPr>
+      <w:rPr>
+        <w:rFonts w:ascii="Wingdings" w:hAnsi="Wingdings" w:hint="default"/>
+        <w:sz w:val="20"/>
+      </w:rPr>
+    </w:lvl>
+    <w:lvl w:ilvl="3" w:tentative="1">
+      <w:start w:val="1"/>
+      <w:numFmt w:val="bullet"/>
+      <w:lvlText w:val=""/>
+      <w:lvlJc w:val="left"/>
+      <w:pPr>
+        <w:tabs>
+          <w:tab w:val="num" w:pos="2880"/>
+        </w:tabs>
+        <w:ind w:left="2880" w:hanging="360"/>
+      </w:pPr>
+      <w:rPr>
+        <w:rFonts w:ascii="Wingdings" w:hAnsi="Wingdings" w:hint="default"/>
+        <w:sz w:val="20"/>
+      </w:rPr>
+    </w:lvl>
+    <w:lvl w:ilvl="4" w:tentative="1">
+      <w:start w:val="1"/>
+      <w:numFmt w:val="bullet"/>
+      <w:lvlText w:val=""/>
+      <w:lvlJc w:val="left"/>
+      <w:pPr>
+        <w:tabs>
+          <w:tab w:val="num" w:pos="3600"/>
+        </w:tabs>
+        <w:ind w:left="3600" w:hanging="360"/>
+      </w:pPr>
+      <w:rPr>
+        <w:rFonts w:ascii="Wingdings" w:hAnsi="Wingdings" w:hint="default"/>
+        <w:sz w:val="20"/>
+      </w:rPr>
+    </w:lvl>
+    <w:lvl w:ilvl="5" w:tentative="1">
+      <w:start w:val="1"/>
+      <w:numFmt w:val="bullet"/>
+      <w:lvlText w:val=""/>
+      <w:lvlJc w:val="left"/>
+      <w:pPr>
+        <w:tabs>
+          <w:tab w:val="num" w:pos="4320"/>
+        </w:tabs>
+        <w:ind w:left="4320" w:hanging="360"/>
+      </w:pPr>
+      <w:rPr>
+        <w:rFonts w:ascii="Wingdings" w:hAnsi="Wingdings" w:hint="default"/>
+        <w:sz w:val="20"/>
+      </w:rPr>
+    </w:lvl>
+    <w:lvl w:ilvl="6" w:tentative="1">
+      <w:start w:val="1"/>
+      <w:numFmt w:val="bullet"/>
+      <w:lvlText w:val=""/>
+      <w:lvlJc w:val="left"/>
+      <w:pPr>
+        <w:tabs>
+          <w:tab w:val="num" w:pos="5040"/>
+        </w:tabs>
+        <w:ind w:left="5040" w:hanging="360"/>
+      </w:pPr>
+      <w:rPr>
+        <w:rFonts w:ascii="Wingdings" w:hAnsi="Wingdings" w:hint="default"/>
+        <w:sz w:val="20"/>
+      </w:rPr>
+    </w:lvl>
+    <w:lvl w:ilvl="7" w:tentative="1">
+      <w:start w:val="1"/>
+      <w:numFmt w:val="bullet"/>
+      <w:lvlText w:val=""/>
+      <w:lvlJc w:val="left"/>
+      <w:pPr>
+        <w:tabs>
+          <w:tab w:val="num" w:pos="5760"/>
+        </w:tabs>
+        <w:ind w:left="5760" w:hanging="360"/>
+      </w:pPr>
+      <w:rPr>
+        <w:rFonts w:ascii="Wingdings" w:hAnsi="Wingdings" w:hint="default"/>
+        <w:sz w:val="20"/>
+      </w:rPr>
+    </w:lvl>
+    <w:lvl w:ilvl="8" w:tentative="1">
+      <w:start w:val="1"/>
+      <w:numFmt w:val="bullet"/>
+      <w:lvlText w:val=""/>
+      <w:lvlJc w:val="left"/>
+      <w:pPr>
+        <w:tabs>
+          <w:tab w:val="num" w:pos="6480"/>
+        </w:tabs>
+        <w:ind w:left="6480" w:hanging="360"/>
+      </w:pPr>
+      <w:rPr>
+        <w:rFonts w:ascii="Wingdings" w:hAnsi="Wingdings" w:hint="default"/>
+        <w:sz w:val="20"/>
+      </w:rPr>
+    </w:lvl>
+  </w:abstractNum>
+  <w:abstractNum w:abstractNumId="14" w15:restartNumberingAfterBreak="0">
     <w:nsid w:val="646303B8"/>
     <w:multiLevelType w:val="multilevel"/>
     <w:tmpl w:val="CD8E3C9E"/>
@@ -15002,7 +15729,7 @@
       </w:rPr>
     </w:lvl>
   </w:abstractNum>
-  <w:abstractNum w:abstractNumId="13" w15:restartNumberingAfterBreak="0">
+  <w:abstractNum w:abstractNumId="15" w15:restartNumberingAfterBreak="0">
     <w:nsid w:val="64C828AD"/>
     <w:multiLevelType w:val="multilevel"/>
     <w:tmpl w:val="540A8AF0"/>
@@ -15152,37 +15879,37 @@
     </w:lvl>
   </w:abstractNum>
   <w:num w:numId="1" w16cid:durableId="1003968271">
+    <w:abstractNumId w:val="7"/>
+  </w:num>
+  <w:num w:numId="2" w16cid:durableId="253905959">
+    <w:abstractNumId w:val="9"/>
+  </w:num>
+  <w:num w:numId="3" w16cid:durableId="2079479086">
     <w:abstractNumId w:val="6"/>
   </w:num>
-  <w:num w:numId="2" w16cid:durableId="253905959">
-    <w:abstractNumId w:val="8"/>
+  <w:num w:numId="4" w16cid:durableId="682828928">
+    <w:abstractNumId w:val="4"/>
   </w:num>
-  <w:num w:numId="3" w16cid:durableId="2079479086">
+  <w:num w:numId="5" w16cid:durableId="1831866804">
+    <w:abstractNumId w:val="14"/>
+  </w:num>
+  <w:num w:numId="6" w16cid:durableId="1055473914">
     <w:abstractNumId w:val="5"/>
   </w:num>
-  <w:num w:numId="4" w16cid:durableId="682828928">
+  <w:num w:numId="7" w16cid:durableId="305551772">
     <w:abstractNumId w:val="3"/>
   </w:num>
-  <w:num w:numId="5" w16cid:durableId="1831866804">
-    <w:abstractNumId w:val="12"/>
-  </w:num>
-  <w:num w:numId="6" w16cid:durableId="1055473914">
-    <w:abstractNumId w:val="4"/>
-  </w:num>
-  <w:num w:numId="7" w16cid:durableId="305551772">
-    <w:abstractNumId w:val="2"/>
-  </w:num>
   <w:num w:numId="8" w16cid:durableId="876939145">
-    <w:abstractNumId w:val="10"/>
+    <w:abstractNumId w:val="11"/>
   </w:num>
   <w:num w:numId="9" w16cid:durableId="1602908758">
     <w:abstractNumId w:val="0"/>
   </w:num>
   <w:num w:numId="10" w16cid:durableId="1699356983">
-    <w:abstractNumId w:val="1"/>
+    <w:abstractNumId w:val="2"/>
   </w:num>
   <w:num w:numId="11" w16cid:durableId="759719020">
-    <w:abstractNumId w:val="11"/>
+    <w:abstractNumId w:val="12"/>
     <w:lvlOverride w:ilvl="0">
       <w:startOverride w:val="1"/>
     </w:lvlOverride>
@@ -15212,25 +15939,22 @@
     </w:lvlOverride>
   </w:num>
   <w:num w:numId="12" w16cid:durableId="1578397245">
-    <w:abstractNumId w:val="9"/>
+    <w:abstractNumId w:val="10"/>
   </w:num>
   <w:num w:numId="13" w16cid:durableId="1221866899">
-    <w:abstractNumId w:val="7"/>
+    <w:abstractNumId w:val="8"/>
   </w:num>
   <w:num w:numId="14" w16cid:durableId="454569115">
-    <w:abstractNumId w:val="7"/>
+    <w:abstractNumId w:val="8"/>
   </w:num>
   <w:num w:numId="15" w16cid:durableId="1680884133">
+    <w:abstractNumId w:val="15"/>
+  </w:num>
+  <w:num w:numId="16" w16cid:durableId="168254116">
     <w:abstractNumId w:val="13"/>
-    <w:lvlOverride w:ilvl="0"/>
-    <w:lvlOverride w:ilvl="1"/>
-    <w:lvlOverride w:ilvl="2"/>
-    <w:lvlOverride w:ilvl="3"/>
-    <w:lvlOverride w:ilvl="4"/>
-    <w:lvlOverride w:ilvl="5"/>
-    <w:lvlOverride w:ilvl="6"/>
-    <w:lvlOverride w:ilvl="7"/>
-    <w:lvlOverride w:ilvl="8"/>
+  </w:num>
+  <w:num w:numId="17" w16cid:durableId="2024815489">
+    <w:abstractNumId w:val="1"/>
   </w:num>
 </w:numbering>
 </file>
